--- a/企业提交材料/A23_接口文档_V1.0.docx
+++ b/企业提交材料/A23_接口文档_V1.0.docx
@@ -270,7 +270,7 @@
                 <w:color w:val="000000"/>
                 <w:sz w:val="17"/>
               </w:rPr>
-              <w:t>2.1.0</w:t>
+              <w:t>2.2.0</w:t>
             </w:r>
           </w:p>
         </w:tc>
@@ -20613,7 +20613,7 @@
                 <w:color w:val="000000"/>
                 <w:sz w:val="17"/>
               </w:rPr>
-              <w:t>/docs 可打开并显示 API 2.1.0</w:t>
+              <w:t>/docs 可打开并显示 API 2.2.0</w:t>
             </w:r>
           </w:p>
         </w:tc>
@@ -21500,7 +21500,7 @@
           <w:color w:val="000000"/>
           <w:sz w:val="21"/>
         </w:rPr>
-        <w:t>本文档对应后端 OpenAPI 2.1.0 和当前源码实现。当接入正式算法、增加登录权限、调整路由、变更响应字段或开放对外调用时，应同步更新 API 版本、OpenAPI 定义和本文档。</w:t>
+        <w:t>本文档对应后端 OpenAPI 2.2.0 和当前源码实现。当接入正式算法、增加登录权限、调整路由、变更响应字段或开放对外调用时，应同步更新 API 版本、OpenAPI 定义和本文档。</w:t>
       </w:r>
     </w:p>
     <w:sectPr>
